--- a/examples/habs_round1_2026/game7_pregame_2026-05-03_FR.docx
+++ b/examples/habs_round1_2026/game7_pregame_2026-05-03_FR.docx
@@ -80,56 +80,67 @@
           <w:sz w:val="20"/>
           <w:szCs w:val="20"/>
         </w:rPr>
-        <w:t xml:space="preserve">Hedman dehors. Dobson incertain. Match 7 dans la balance.</w:t>
-      </w:r>
-      <w:r>
-        <w:rPr>
-          <w:rFonts w:ascii="Arial" w:cs="Arial" w:eastAsia="Arial" w:hAnsi="Arial"/>
-          <w:color w:val="111111"/>
-          <w:sz w:val="20"/>
-          <w:szCs w:val="20"/>
-        </w:rPr>
-        <w:t xml:space="preserve"> Si on regarde uniquement les calculs de formation, l'écart projeté entre les deux équipes par rapport au Match 6 est de </w:t>
-      </w:r>
-      <w:r>
-        <w:rPr>
-          <w:rFonts w:ascii="Arial" w:cs="Arial" w:eastAsia="Arial" w:hAnsi="Arial"/>
-          <w:b/>
-          <w:bCs/>
-          <w:color w:val="111111"/>
-          <w:sz w:val="20"/>
-          <w:szCs w:val="20"/>
-        </w:rPr>
-        <w:t xml:space="preserve">+0,07 buts attendus/match à 5 c. 5</w:t>
-      </w:r>
-      <w:r>
-        <w:rPr>
-          <w:rFonts w:ascii="Arial" w:cs="Arial" w:eastAsia="Arial" w:hAnsi="Arial"/>
-          <w:color w:val="111111"/>
-          <w:sz w:val="20"/>
-          <w:szCs w:val="20"/>
-        </w:rPr>
-        <w:t xml:space="preserve"> en faveur du Canadien. C'est essentiellement nul. Si Dobson joue, il améliore le 1ᵉʳ duo nominalement (++0,26 BAF/match en isolation), mais Hutson glisse au 3ᵉ duo et perd 7 minutes à 5 c. 5 — c'est un coût structurel que l'isolation pure ne capte pas. Tampa, de son côté, joue son 7ᵉ match consécutif sans son capitaine. </w:t>
-      </w:r>
-      <w:r>
-        <w:rPr>
-          <w:rFonts w:ascii="Arial" w:cs="Arial" w:eastAsia="Arial" w:hAnsi="Arial"/>
-          <w:b/>
-          <w:bCs/>
-          <w:color w:val="111111"/>
-          <w:sz w:val="20"/>
-          <w:szCs w:val="20"/>
-        </w:rPr>
-        <w:t xml:space="preserve">La conclusion mathématique : la formation décide rien.</w:t>
-      </w:r>
-      <w:r>
-        <w:rPr>
-          <w:rFonts w:ascii="Arial" w:cs="Arial" w:eastAsia="Arial" w:hAnsi="Arial"/>
-          <w:color w:val="111111"/>
-          <w:sz w:val="20"/>
-          <w:szCs w:val="20"/>
-        </w:rPr>
-        <w:t xml:space="preserve"> Ce qui décide le Match 7, c'est la variance de finition, qui des deux gardiens va voler son équipe, et si le 1ᵉʳ trio du Canadien va finalement marquer à 5 c. 5 après 6 matchs blanchis.</w:t>
+        <w:t xml:space="preserve">Hedman dehors. Dobson incertain. Si Dobson joue, le Canadien gagne du terrain en math pure.</w:t>
+      </w:r>
+      <w:r>
+        <w:rPr>
+          <w:rFonts w:ascii="Arial" w:cs="Arial" w:eastAsia="Arial" w:hAnsi="Arial"/>
+          <w:color w:val="111111"/>
+          <w:sz w:val="20"/>
+          <w:szCs w:val="20"/>
+        </w:rPr>
+        <w:t xml:space="preserve"> Le swap Dobson IN / Xhekaj OUT au créneau de 6ᵉ défenseur (Dobson prend les 12-14 minutes de Xhekaj, le reste de l'alignement est inchangé — Hutson joue ses 22+ minutes peu importe ce que dit la feuille de match) vaut </w:t>
+      </w:r>
+      <w:r>
+        <w:rPr>
+          <w:rFonts w:ascii="Arial" w:cs="Arial" w:eastAsia="Arial" w:hAnsi="Arial"/>
+          <w:b/>
+          <w:bCs/>
+          <w:color w:val="111111"/>
+          <w:sz w:val="20"/>
+          <w:szCs w:val="20"/>
+        </w:rPr>
+        <w:t xml:space="preserve">+0,19 BAF/match</w:t>
+      </w:r>
+      <w:r>
+        <w:rPr>
+          <w:rFonts w:ascii="Arial" w:cs="Arial" w:eastAsia="Arial" w:hAnsi="Arial"/>
+          <w:color w:val="111111"/>
+          <w:sz w:val="20"/>
+          <w:szCs w:val="20"/>
+        </w:rPr>
+        <w:t xml:space="preserve"> en isolation. Net pour le Canadien après le remaniement de Tampa (Goncalves promu au 2ᵉ trio) : </w:t>
+      </w:r>
+      <w:r>
+        <w:rPr>
+          <w:rFonts w:ascii="Arial" w:cs="Arial" w:eastAsia="Arial" w:hAnsi="Arial"/>
+          <w:b/>
+          <w:bCs/>
+          <w:color w:val="111111"/>
+          <w:sz w:val="20"/>
+          <w:szCs w:val="20"/>
+        </w:rPr>
+        <w:t xml:space="preserve">+0,18 BAF/match</w:t>
+      </w:r>
+      <w:r>
+        <w:rPr>
+          <w:rFonts w:ascii="Arial" w:cs="Arial" w:eastAsia="Arial" w:hAnsi="Arial"/>
+          <w:color w:val="111111"/>
+          <w:sz w:val="20"/>
+          <w:szCs w:val="20"/>
+        </w:rPr>
+        <w:t xml:space="preserve"> en faveur du CH. C'est petit mais clairement positif. Tampa joue son 7ᵉ match consécutif sans son capitaine — un désavantage structurel qui s'accumule. </w:t>
+      </w:r>
+      <w:r>
+        <w:rPr>
+          <w:rFonts w:ascii="Arial" w:cs="Arial" w:eastAsia="Arial" w:hAnsi="Arial"/>
+          <w:b/>
+          <w:bCs/>
+          <w:color w:val="111111"/>
+          <w:sz w:val="20"/>
+          <w:szCs w:val="20"/>
+        </w:rPr>
+        <w:t xml:space="preserve">La formation aide le Canadien sur papier. Ce qui décide le Match 7 reste la variance de finition, quel gardien va voler son équipe, et si le 1ᵉʳ trio va finalement marquer à 5 c. 5 après 6 matchs blanchis.</w:t>
       </w:r>
     </w:p>
     <w:p>
@@ -217,76 +228,36 @@
           <w:sz w:val="20"/>
           <w:szCs w:val="20"/>
         </w:rPr>
-        <w:t xml:space="preserve">Dobson incertain — et même s'il joue, l'effet net n'est pas évident.</w:t>
-      </w:r>
-      <w:r>
-        <w:rPr>
-          <w:rFonts w:ascii="Arial" w:cs="Arial" w:eastAsia="Arial" w:hAnsi="Arial"/>
-          <w:color w:val="111111"/>
-          <w:sz w:val="20"/>
-          <w:szCs w:val="20"/>
-        </w:rPr>
-        <w:t xml:space="preserve"> En isolation, le swap Dobson IN / Xhekaj OUT au créneau D1 vaut </w:t>
-      </w:r>
-      <w:r>
-        <w:rPr>
-          <w:rFonts w:ascii="Arial" w:cs="Arial" w:eastAsia="Arial" w:hAnsi="Arial"/>
-          <w:b/>
-          <w:bCs/>
-          <w:color w:val="111111"/>
-          <w:sz w:val="20"/>
-          <w:szCs w:val="20"/>
-        </w:rPr>
-        <w:t xml:space="preserve">+0,26 BAF/match</w:t>
-      </w:r>
-      <w:r>
-        <w:rPr>
-          <w:rFonts w:ascii="Arial" w:cs="Arial" w:eastAsia="Arial" w:hAnsi="Arial"/>
-          <w:color w:val="111111"/>
-          <w:sz w:val="20"/>
-          <w:szCs w:val="20"/>
-        </w:rPr>
-        <w:t xml:space="preserve"> (IC à 80 % sur les BAF [+0,01 ; +0,36]). Mais ça suppose Dobson à plein régime — il revient de 22 jours d'arrêt après une chirurgie au pouce. Et ça force Hutson à descendre au 3ᵉ duo, ce qui lui retire ~7 minutes 5 c. 5 sur un iso net60 séries de </w:t>
-      </w:r>
-      <w:r>
-        <w:rPr>
-          <w:rFonts w:ascii="Arial" w:cs="Arial" w:eastAsia="Arial" w:hAnsi="Arial"/>
-          <w:b/>
-          <w:bCs/>
-          <w:color w:val="111111"/>
-          <w:sz w:val="20"/>
-          <w:szCs w:val="20"/>
-        </w:rPr>
-        <w:t xml:space="preserve">+0,19</w:t>
-      </w:r>
-      <w:r>
-        <w:rPr>
-          <w:rFonts w:ascii="Arial" w:cs="Arial" w:eastAsia="Arial" w:hAnsi="Arial"/>
-          <w:color w:val="111111"/>
-          <w:sz w:val="20"/>
-          <w:szCs w:val="20"/>
-        </w:rPr>
-        <w:t xml:space="preserve">. Net du remaniement complet : </w:t>
-      </w:r>
-      <w:r>
-        <w:rPr>
-          <w:rFonts w:ascii="Arial" w:cs="Arial" w:eastAsia="Arial" w:hAnsi="Arial"/>
-          <w:b/>
-          <w:bCs/>
-          <w:color w:val="111111"/>
-          <w:sz w:val="20"/>
-          <w:szCs w:val="20"/>
-        </w:rPr>
-        <w:t xml:space="preserve">+0,07 BAF/match</w:t>
-      </w:r>
-      <w:r>
-        <w:rPr>
-          <w:rFonts w:ascii="Arial" w:cs="Arial" w:eastAsia="Arial" w:hAnsi="Arial"/>
-          <w:color w:val="111111"/>
-          <w:sz w:val="20"/>
-          <w:szCs w:val="20"/>
-        </w:rPr>
-        <w:t xml:space="preserve">. Petite amélioration sur papier.</w:t>
+        <w:t xml:space="preserve">Si Dobson joue, c'est de la valeur ajoutée nette.</w:t>
+      </w:r>
+      <w:r>
+        <w:rPr>
+          <w:rFonts w:ascii="Arial" w:cs="Arial" w:eastAsia="Arial" w:hAnsi="Arial"/>
+          <w:color w:val="111111"/>
+          <w:sz w:val="20"/>
+          <w:szCs w:val="20"/>
+        </w:rPr>
+        <w:t xml:space="preserve"> Le swap au créneau de 6ᵉ défenseur (Dobson prend les 12-14 min de Xhekaj, et St-Louis garde Hutson à ses 22+ min peu importe la feuille de match) vaut </w:t>
+      </w:r>
+      <w:r>
+        <w:rPr>
+          <w:rFonts w:ascii="Arial" w:cs="Arial" w:eastAsia="Arial" w:hAnsi="Arial"/>
+          <w:b/>
+          <w:bCs/>
+          <w:color w:val="111111"/>
+          <w:sz w:val="20"/>
+          <w:szCs w:val="20"/>
+        </w:rPr>
+        <w:t xml:space="preserve">+0,19 BAF/match</w:t>
+      </w:r>
+      <w:r>
+        <w:rPr>
+          <w:rFonts w:ascii="Arial" w:cs="Arial" w:eastAsia="Arial" w:hAnsi="Arial"/>
+          <w:color w:val="111111"/>
+          <w:sz w:val="20"/>
+          <w:szCs w:val="20"/>
+        </w:rPr>
+        <w:t xml:space="preserve"> — IC à 80 % sur les BAF [+0,01 ; +0,27], sur les BCA [-0,19 ; +0,09]. Caveat : Dobson n'a pas joué depuis 22 jours (chirurgie au pouce). Un dégradé de 30-50 % pour la rouille serait raisonnable. Sa saison régulière 25-26 a été difficile en iso (xGF on-ice 63,8 vs xGA 71,9 sur 1404 min) — c'est pas un retour héroïque qui se dessine, mais une amélioration claire sur le 6ᵉ défenseur sortant.</w:t>
       </w:r>
     </w:p>
     <w:p>
@@ -2739,7 +2710,7 @@
           <w:sz w:val="24"/>
           <w:szCs w:val="24"/>
         </w:rPr>
-        <w:t xml:space="preserve">Pivot 1 — Dobson IN, Xhekaj OUT, Hutson au 3ᵉ duo</w:t>
+        <w:t xml:space="preserve">Pivot 1 — Dobson IN, Xhekaj OUT au 6ᵉ défenseur</w:t>
       </w:r>
     </w:p>
     <w:p>
@@ -2753,47 +2724,47 @@
           <w:sz w:val="20"/>
           <w:szCs w:val="20"/>
         </w:rPr>
-        <w:t xml:space="preserve">Le swap mécanique au créneau D1 : Dobson (~19 min) remplace Xhekaj (~12 min). En iso pur, </w:t>
-      </w:r>
-      <w:r>
-        <w:rPr>
-          <w:rFonts w:ascii="Arial" w:cs="Arial" w:eastAsia="Arial" w:hAnsi="Arial"/>
-          <w:b/>
-          <w:bCs/>
-          <w:color w:val="111111"/>
-          <w:sz w:val="20"/>
-          <w:szCs w:val="20"/>
-        </w:rPr>
-        <w:t xml:space="preserve">+0,26 BAF/match</w:t>
-      </w:r>
-      <w:r>
-        <w:rPr>
-          <w:rFonts w:ascii="Arial" w:cs="Arial" w:eastAsia="Arial" w:hAnsi="Arial"/>
-          <w:color w:val="111111"/>
-          <w:sz w:val="20"/>
-          <w:szCs w:val="20"/>
-        </w:rPr>
-        <w:t xml:space="preserve">, IC à 80 % sur les BAF [+0,01 ; +0,36], sur les BCA [-0,26 ; +0,12]. Lecture de l'IC : la </w:t>
-      </w:r>
-      <w:r>
-        <w:rPr>
-          <w:rFonts w:ascii="Arial" w:cs="Arial" w:eastAsia="Arial" w:hAnsi="Arial"/>
-          <w:b/>
-          <w:bCs/>
-          <w:color w:val="111111"/>
-          <w:sz w:val="20"/>
-          <w:szCs w:val="20"/>
-        </w:rPr>
-        <w:t xml:space="preserve">plage où on s'attend à ce que la vraie valeur tombe 80 fois sur 100</w:t>
-      </w:r>
-      <w:r>
-        <w:rPr>
-          <w:rFonts w:ascii="Arial" w:cs="Arial" w:eastAsia="Arial" w:hAnsi="Arial"/>
-          <w:color w:val="111111"/>
-          <w:sz w:val="20"/>
-          <w:szCs w:val="20"/>
-        </w:rPr>
-        <w:t xml:space="preserve">. Ça inclut zéro côté défensif — donc l'effet pourrait être nul. Côté offensif, c'est franchement positif.</w:t>
+        <w:t xml:space="preserve">Le swap mécanique : Dobson prend les 12-14 minutes de Xhekaj. Hutson reste à ses 22+ minutes — St-Louis ne va pas commencer le Match 7 en bénéficiant moins de son défenseur le plus déployé. La feuille de match peut bien dire "Hutson au 3ᵉ duo avec Carrier" ; en réalité, Hutson double-shifte partout où ça compte. Le calcul d'iso pure : </w:t>
+      </w:r>
+      <w:r>
+        <w:rPr>
+          <w:rFonts w:ascii="Arial" w:cs="Arial" w:eastAsia="Arial" w:hAnsi="Arial"/>
+          <w:b/>
+          <w:bCs/>
+          <w:color w:val="111111"/>
+          <w:sz w:val="20"/>
+          <w:szCs w:val="20"/>
+        </w:rPr>
+        <w:t xml:space="preserve">+0,19 BAF/match</w:t>
+      </w:r>
+      <w:r>
+        <w:rPr>
+          <w:rFonts w:ascii="Arial" w:cs="Arial" w:eastAsia="Arial" w:hAnsi="Arial"/>
+          <w:color w:val="111111"/>
+          <w:sz w:val="20"/>
+          <w:szCs w:val="20"/>
+        </w:rPr>
+        <w:t xml:space="preserve">, IC à 80 % sur les BAF [+0,01 ; +0,27], sur les BCA [-0,19 ; +0,09]. Lecture de l'IC : </w:t>
+      </w:r>
+      <w:r>
+        <w:rPr>
+          <w:rFonts w:ascii="Arial" w:cs="Arial" w:eastAsia="Arial" w:hAnsi="Arial"/>
+          <w:b/>
+          <w:bCs/>
+          <w:color w:val="111111"/>
+          <w:sz w:val="20"/>
+          <w:szCs w:val="20"/>
+        </w:rPr>
+        <w:t xml:space="preserve">la plage où on s'attend à ce que la vraie valeur tombe 80 fois sur 100</w:t>
+      </w:r>
+      <w:r>
+        <w:rPr>
+          <w:rFonts w:ascii="Arial" w:cs="Arial" w:eastAsia="Arial" w:hAnsi="Arial"/>
+          <w:color w:val="111111"/>
+          <w:sz w:val="20"/>
+          <w:szCs w:val="20"/>
+        </w:rPr>
+        <w:t xml:space="preserve">.</w:t>
       </w:r>
     </w:p>
     <w:p>
@@ -2809,36 +2780,36 @@
           <w:sz w:val="20"/>
           <w:szCs w:val="20"/>
         </w:rPr>
-        <w:t xml:space="preserve">Trois mises en garde</w:t>
-      </w:r>
-      <w:r>
-        <w:rPr>
-          <w:rFonts w:ascii="Arial" w:cs="Arial" w:eastAsia="Arial" w:hAnsi="Arial"/>
-          <w:color w:val="111111"/>
-          <w:sz w:val="20"/>
-          <w:szCs w:val="20"/>
-        </w:rPr>
-        <w:t xml:space="preserve"> sur ce calcul : (a) Dobson n'a pas joué depuis 22 jours, on assume ici qu'il joue à plein régime — un dégradé de 30-50 % pour la rouille serait raisonnable. (b) Le calcul ignore le coût structurel : Hutson descend au 3ᵉ duo et perd 7 minutes 5 c. 5. Avec son iso net60 séries de </w:t>
-      </w:r>
-      <w:r>
-        <w:rPr>
-          <w:rFonts w:ascii="Arial" w:cs="Arial" w:eastAsia="Arial" w:hAnsi="Arial"/>
-          <w:b/>
-          <w:bCs/>
-          <w:color w:val="111111"/>
-          <w:sz w:val="20"/>
-          <w:szCs w:val="20"/>
-        </w:rPr>
-        <w:t xml:space="preserve">+0,193</w:t>
-      </w:r>
-      <w:r>
-        <w:rPr>
-          <w:rFonts w:ascii="Arial" w:cs="Arial" w:eastAsia="Arial" w:hAnsi="Arial"/>
-          <w:color w:val="111111"/>
-          <w:sz w:val="20"/>
-          <w:szCs w:val="20"/>
-        </w:rPr>
-        <w:t xml:space="preserve">, ces 7 minutes valent ~0,02 BAF/match qui sortent de la formation. (c) Dobson a eu une saison 25-26 difficile en termes d'iso (xGF on-ice 63,8 vs xGA 71,9 sur 1404 min) — sa saison régulière ne suggère pas un retour héroïque.</w:t>
+        <w:t xml:space="preserve">Deux mises en garde</w:t>
+      </w:r>
+      <w:r>
+        <w:rPr>
+          <w:rFonts w:ascii="Arial" w:cs="Arial" w:eastAsia="Arial" w:hAnsi="Arial"/>
+          <w:color w:val="111111"/>
+          <w:sz w:val="20"/>
+          <w:szCs w:val="20"/>
+        </w:rPr>
+        <w:t xml:space="preserve"> : (a) Dobson revient de 22 jours d'arrêt et d'une chirurgie au pouce — on assume ici qu'il joue à plein régime. Un dégradé de 30-50 % pour la rouille serait raisonnable, ce qui ramènerait le swap autour de </w:t>
+      </w:r>
+      <w:r>
+        <w:rPr>
+          <w:rFonts w:ascii="Arial" w:cs="Arial" w:eastAsia="Arial" w:hAnsi="Arial"/>
+          <w:b/>
+          <w:bCs/>
+          <w:color w:val="111111"/>
+          <w:sz w:val="20"/>
+          <w:szCs w:val="20"/>
+        </w:rPr>
+        <w:t xml:space="preserve">++0,12 à ++0,09 BAF/match</w:t>
+      </w:r>
+      <w:r>
+        <w:rPr>
+          <w:rFonts w:ascii="Arial" w:cs="Arial" w:eastAsia="Arial" w:hAnsi="Arial"/>
+          <w:color w:val="111111"/>
+          <w:sz w:val="20"/>
+          <w:szCs w:val="20"/>
+        </w:rPr>
+        <w:t xml:space="preserve">. (b) Sa saison régulière 25-26 a été difficile en iso (xGF on-ice 63,8 vs xGA 71,9 sur 1404 min) — il est meilleur que Xhekaj même à 50 % de son meilleur niveau, mais ne pas s'attendre à un retour héroïque.</w:t>
       </w:r>
     </w:p>
     <w:p>
@@ -4470,7 +4441,7 @@
           <w:sz w:val="20"/>
           <w:szCs w:val="20"/>
         </w:rPr>
-        <w:t xml:space="preserve">Le coût structurel de Hutson glissant au 3ᵉ duo n'est pas modélisé directement par le swap — il est intégré dans le total de remaniement (+0,07 BAF/match) à travers la moyenne des duos.</w:t>
+        <w:t xml:space="preserve">La feuille de match de St-Louis liste Hutson au 3ᵉ duo avec Carrier, mais en pratique Hutson joue 22+ minutes 5 c. 5 peu importe le duo nominal — il double-shifte sur les principales situations. Le swap calculé reflète cette réalité (Dobson prend les minutes de Xhekaj, le reste est inchangé).</w:t>
       </w:r>
     </w:p>
     <w:p>
@@ -4522,7 +4493,7 @@
         </w:rPr>
         <w:t xml:space="preserve">• </w:t>
       </w:r>
-      <w:hyperlink w:history="1" r:id="rIddlxdgd4aur6i9q_adeiwz">
+      <w:hyperlink w:history="1" r:id="rId_wv8t3kjlanfm2xzjvjfo">
         <w:r>
           <w:rPr>
             <w:rStyle w:val="Hyperlink"/>
@@ -4547,7 +4518,7 @@
         </w:rPr>
         <w:t xml:space="preserve">• </w:t>
       </w:r>
-      <w:hyperlink w:history="1" r:id="rIde0dwauvjdzkbdppokzocx">
+      <w:hyperlink w:history="1" r:id="rIdrzzhitc7lb1wzw5lpeppd">
         <w:r>
           <w:rPr>
             <w:rStyle w:val="Hyperlink"/>
@@ -4572,7 +4543,7 @@
         </w:rPr>
         <w:t xml:space="preserve">• </w:t>
       </w:r>
-      <w:hyperlink w:history="1" r:id="rIdmzpwcfbaxhu_-fnsabo52">
+      <w:hyperlink w:history="1" r:id="rIdebjkqtr9vroyf5lujgulz">
         <w:r>
           <w:rPr>
             <w:rStyle w:val="Hyperlink"/>
@@ -4597,7 +4568,7 @@
         </w:rPr>
         <w:t xml:space="preserve">• </w:t>
       </w:r>
-      <w:hyperlink w:history="1" r:id="rId5clqmqpy7jhusomle44ex">
+      <w:hyperlink w:history="1" r:id="rIdb-pd6o_ao_z0nnemqesuz">
         <w:r>
           <w:rPr>
             <w:rStyle w:val="Hyperlink"/>
@@ -4622,7 +4593,7 @@
         </w:rPr>
         <w:t xml:space="preserve">• </w:t>
       </w:r>
-      <w:hyperlink w:history="1" r:id="rIdkkdfxw7c2bzswbrdhpxxm">
+      <w:hyperlink w:history="1" r:id="rIdcwpbjxqav5acdapo8cqgw">
         <w:r>
           <w:rPr>
             <w:rStyle w:val="Hyperlink"/>
